--- a/p3/submission/jed_package/Supplementary_material.docx
+++ b/p3/submission/jed_package/Supplementary_material.docx
@@ -82,7 +82,7 @@
           <w:iCs/>
           <w:i/>
         </w:rPr>
-        <w:t xml:space="preserve">Mechanism A — stage-dependent coordination complexity</w:t>
+        <w:t xml:space="preserve">Mechanism A, stage-dependent coordination complexity</w:t>
       </w:r>
       <w:r>
         <w:t xml:space="preserve">: at high export intensity, the marginal coordination demand of additional cross-border transactions exceeds what a single Tier-1 website indicator can support; the binding friction is the absence of deeper Tier 2–3 process-integration, payment, and logistics digitisation rather than the website itself.</w:t>
@@ -95,10 +95,10 @@
           <w:iCs/>
           <w:i/>
         </w:rPr>
-        <w:t xml:space="preserve">Mechanism B — construct obsolescence under population diffusion</w:t>
-      </w:r>
-      <w:r>
-        <w:t xml:space="preserve">: as website ownership diffuses toward the near-universal upper bound (49.8 % by 2023, vs 42.5 % in 2009), the c22b indicator increasingly functions as an organisational hygiene marker rather than a differentiating capability signal, so its measured association with productivity attenuates without any structural change in the underlying coordination mechanism. The two readings are not antagonistic: they correspond to different sources of the same empirical pattern — Mechanism A predicts compression conditional on export intensity within any wave where Tier-1 infrastructure is the binding constraint, while Mechanism B predicts compression across waves as the indicator loses cross-sectional information content. The 2009 / 2015 / 2023 design used in this paper cannot fully separate the two channels within the WBES Tier-1 instrument, and we treat both readings as legitimate within the limits of the available data. This framing matters for theoretical positioning: it locates DAI compression in a transitional-economy context where the construct is bounded by survey instrumentation rather than by the underlying digital-transformation phenomenon, and it pre-empts an interpretation of any null or sign-shifting result on H4 as evidence against dynamic digital capability moderation.</w:t>
+        <w:t xml:space="preserve">Mechanism B, construct obsolescence under population diffusion</w:t>
+      </w:r>
+      <w:r>
+        <w:t xml:space="preserve">: as website ownership diffuses toward the near-universal upper bound (49.8 % by 2023, vs 42.5 % in 2009), the c22b indicator increasingly functions as an organisational hygiene marker rather than a differentiating capability signal, so its measured association with productivity attenuates without any structural change in the underlying coordination mechanism. The two readings are not antagonistic: they correspond to different sources of the same empirical pattern, Mechanism A predicts compression conditional on export intensity within any wave where Tier-1 infrastructure is the binding constraint, while Mechanism B predicts compression across waves as the indicator loses cross-sectional information content. The 2009 / 2015 / 2023 design used in this paper cannot fully separate the two channels within the WBES Tier-1 instrument, and we treat both readings as legitimate within the limits of the available data. This framing matters for theoretical positioning: it locates DAI compression in a transitional-economy context where the construct is bounded by survey instrumentation rather than by the underlying digital-transformation phenomenon, and it pre-empts an interpretation of any null or sign-shifting result on H4 as evidence against dynamic digital capability moderation.</w:t>
       </w:r>
     </w:p>
     <w:bookmarkEnd w:id="20"/>
@@ -144,7 +144,7 @@
         <w:t xml:space="preserve"> </w:t>
       </w:r>
       <w:r>
-        <w:t xml:space="preserve">The restriction of DAI_z to the website-presence binary (c22b) across the 2009, 2015, and 2023 waves is a deliberate boundary condition imposed by WBES data availability, not a methodological weakness or a proxy approximation. The 2009 and 2015 waves offer only the website presence indicator (Tier 1), while the 2023 wave includes payment digitization items (k33, k38; Tier 2). This tiered measurement captures institutional evolution in digital infrastructure: Tier-1 only in waves with incomplete WBES coverage reflects the actual state of digital adoption instrumentation at that time, not a deficiency of the present study's measurement strategy. Retaining a single harmonised Tier-1 indicator across all three waves is the methodologically conservative choice that preserves cross-wave comparability; the alternative — using a richer composite for 2023 only — would introduce a wave-specific construct-shift that could be mistaken for a structural change in the I–P relationship. The DAI_rich robustness extension (§4.5 Panel B) applies the 2023-wave Tier-2 items precisely as a within-wave sensitivity probe to assess whether the headline moderation pattern survives under a richer construct while acknowledging the cross-wave comparability cost.</w:t>
+        <w:t xml:space="preserve">The restriction of DAI_z to the website-presence binary (c22b) across the 2009, 2015, and 2023 waves is a deliberate boundary condition imposed by WBES data availability, not a methodological weakness or a proxy approximation. The 2009 and 2015 waves offer only the website presence indicator (Tier 1), while the 2023 wave includes payment digitization items (k33, k38; Tier 2). This tiered measurement captures institutional evolution in digital infrastructure: Tier-1 only in waves with incomplete WBES coverage reflects the actual state of digital adoption instrumentation at that time, not a deficiency of the present study's measurement strategy. Retaining a single harmonised Tier-1 indicator across all three waves is the methodologically conservative choice that preserves cross-wave comparability; the alternative, using a richer composite for 2023 only, would introduce a wave-specific construct-shift that could be mistaken for a structural change in the I–P relationship. The DAI_rich robustness extension (§4.5 Panel B) applies the 2023-wave Tier-2 items precisely as a within-wave sensitivity probe to assess whether the headline moderation pattern survives under a richer construct while acknowledging the cross-wave comparability cost.</w:t>
       </w:r>
     </w:p>
     <w:bookmarkEnd w:id="21"/>
@@ -166,7 +166,7 @@
           <w:iCs/>
           <w:i/>
         </w:rPr>
-        <w:t xml:space="preserve">Table 4b — Marginal effect of internationalisation on ln(labour productivity) at selected FSTS values (pooled M2, N = 2,958)</w:t>
+        <w:t xml:space="preserve">Table 4b, Marginal effect of internationalisation on ln(labour productivity) at selected FSTS values (pooled M2, N = 2,958)</w:t>
       </w:r>
     </w:p>
     <w:tbl>
@@ -651,7 +651,7 @@
           <wp:inline>
             <wp:extent cx="5334000" cy="3555999"/>
             <wp:effectExtent b="0" l="0" r="0" t="0"/>
-            <wp:docPr descr="Figure 2a: Wave 2009 — predicted ln(labour productivity) vs FSTS" title="" id="24" name="Picture"/>
+            <wp:docPr descr="Figure 2a: Wave 2009, predicted ln(labour productivity) vs FSTS" title="" id="24" name="Picture"/>
             <a:graphic>
               <a:graphicData uri="http://schemas.openxmlformats.org/drawingml/2006/picture">
                 <pic:pic>
@@ -716,7 +716,7 @@
           <wp:inline>
             <wp:extent cx="5334000" cy="3555999"/>
             <wp:effectExtent b="0" l="0" r="0" t="0"/>
-            <wp:docPr descr="Figure 2b: Wave 2015 — predicted ln(labour productivity) vs FSTS" title="" id="27" name="Picture"/>
+            <wp:docPr descr="Figure 2b: Wave 2015, predicted ln(labour productivity) vs FSTS" title="" id="27" name="Picture"/>
             <a:graphic>
               <a:graphicData uri="http://schemas.openxmlformats.org/drawingml/2006/picture">
                 <pic:pic>
@@ -781,7 +781,7 @@
           <wp:inline>
             <wp:extent cx="5334000" cy="3555999"/>
             <wp:effectExtent b="0" l="0" r="0" t="0"/>
-            <wp:docPr descr="Figure 2c: Wave 2023 — predicted ln(labour productivity) vs FSTS" title="" id="30" name="Picture"/>
+            <wp:docPr descr="Figure 2c: Wave 2023, predicted ln(labour productivity) vs FSTS" title="" id="30" name="Picture"/>
             <a:graphic>
               <a:graphicData uri="http://schemas.openxmlformats.org/drawingml/2006/picture">
                 <pic:pic>
@@ -846,7 +846,7 @@
           <wp:inline>
             <wp:extent cx="5334000" cy="3555999"/>
             <wp:effectExtent b="0" l="0" r="0" t="0"/>
-            <wp:docPr descr="Figure 2d: Pooled (2009+2015+2023) — predicted ln(labour productivity) vs FSTS" title="" id="33" name="Picture"/>
+            <wp:docPr descr="Figure 2d: Pooled (2009+2015+2023), predicted ln(labour productivity) vs FSTS" title="" id="33" name="Picture"/>
             <a:graphic>
               <a:graphicData uri="http://schemas.openxmlformats.org/drawingml/2006/picture">
                 <pic:pic>
@@ -934,7 +934,7 @@
         <w:pStyle w:val="BodyText"/>
       </w:pPr>
       <w:r>
-        <w:t xml:space="preserve">Panel G — Sector split (manufacturing versus non-manufacturing). To test whether the digital and capability channels operate uniformly across the broad sectoral composition of the</w:t>
+        <w:t xml:space="preserve">Panel G, Sector split (manufacturing versus non-manufacturing). To test whether the digital and capability channels operate uniformly across the broad sectoral composition of the</w:t>
       </w:r>
       <w:r>
         <w:t xml:space="preserve"> </w:t>
@@ -946,7 +946,7 @@
         <w:t xml:space="preserve"> </w:t>
       </w:r>
       <w:r>
-        <w:t xml:space="preserve">on manufacturing firms (sector1 ∈ {1, 2, 3} — ISIC 15–37, N = 1,854) and non-manufacturing</w:t>
+        <w:t xml:space="preserve">on manufacturing firms (sector1 ∈ {1, 2, 3}, ISIC 15–37, N = 1,854) and non-manufacturing</w:t>
       </w:r>
       <w:r>
         <w:t xml:space="preserve"> </w:t>
@@ -1028,7 +1028,7 @@
         <w:t xml:space="preserve"> </w:t>
       </w:r>
       <w:r>
-        <w:t xml:space="preserve">Panel H — Exporter-only sub-sample (FSTS &gt; 0). Because the exporter share is 28.4 %,</w:t>
+        <w:t xml:space="preserve">Panel H, Exporter-only sub-sample (FSTS &gt; 0). Because the exporter share is 28.4 %,</w:t>
       </w:r>
       <w:r>
         <w:t xml:space="preserve"> </w:t>
@@ -1106,7 +1106,7 @@
         <w:t xml:space="preserve"> </w:t>
       </w:r>
       <w:r>
-        <w:t xml:space="preserve">Panel I — Pooled wave × focal interaction test. To formally test whether the wave-specific</w:t>
+        <w:t xml:space="preserve">Panel I, Pooled wave × focal interaction test. To formally test whether the wave-specific</w:t>
       </w:r>
       <w:r>
         <w:t xml:space="preserve"> </w:t>
@@ -1136,7 +1136,7 @@
         <w:t xml:space="preserve"> </w:t>
       </w:r>
       <w:r>
-        <w:t xml:space="preserve">Functional form check — cubic extension. To test whether an S-curve (cubic) specification better captures the I–P pattern, we augment the pooled M2 with a cubic term FSTS_c³. The cubic coefficient is not statistically significant (β = −1.763, p = .287), and model-fit criteria favour the quadratic: AIC decreases by 0.99 and BIC decreases by 7.0 when moving from the cubic back to the quadratic specification. The cubic term does not alter the turning-point estimate or any focal coefficient substantively. The simpler inverted-U (M2) is therefore preferred over the S-curve on both inferential and parsimony grounds.</w:t>
+        <w:t xml:space="preserve">Functional form check, cubic extension. To test whether an S-curve (cubic) specification better captures the I–P pattern, we augment the pooled M2 with a cubic term FSTS_c³. The cubic coefficient is not statistically significant (β = −1.763, p = .287), and model-fit criteria favour the quadratic: AIC decreases by 0.99 and BIC decreases by 7.0 when moving from the cubic back to the quadratic specification. The cubic term does not alter the turning-point estimate or any focal coefficient substantively. The simpler inverted-U (M2) is therefore preferred over the S-curve on both inferential and parsimony grounds.</w:t>
       </w:r>
     </w:p>
     <w:p>
@@ -1207,7 +1207,7 @@
         <w:pStyle w:val="FirstParagraph"/>
       </w:pPr>
       <w:r>
-        <w:t xml:space="preserve">Three complementary approaches address selection and endogeneity concerns. A note on the selection structure is warranted before presenting the checks. Exporters self-select into foreign markets, so the OLS estimates reflect both selection and treatment effects. As a boundary condition, exporter participation rates declined from 28.4% (2009) to 18.8% (2023) — consistent with servicification of the economy and the gradual exit of marginal exporters — which itself attenuates the threat of a constant positive-selection story across waves. A Heckman two-stage check confirms this reading: Heckman two-step corrections (Panel E) yield insignificant inverse-Mills ratios across all waves (all |λ| &lt; 0.84, p &gt; .25 in each wave), indicating no detectable selection bias on the exporter subsample. The inverse Mills ratio coefficient does not materially change FSTS coefficient estimates across waves, suggesting that selection bias is limited in this context and that the participation-margin productivity gap documented in §4.4 reflects a genuine performance discontinuity rather than an artefact of positive selection into exporting. Propensity-score matching (Panel J) corroborates the average H2 TCI association and the baseline DAI_z level association without imposing linearity: ATT estimates for foreign-technology / certification status (0.609–0.637, p &lt; .001) and for website ownership (0.298–0.321, p &lt; .001) are substantively consistent with the OLS results, though the latter is best read as a descriptive Tier-1 selection-corrected association rather than a capability test. Full matching-balance diagnostics and ATT estimates are reported in Online Appendix Table A.</w:t>
+        <w:t xml:space="preserve">Three complementary approaches address selection and endogeneity concerns. A note on the selection structure is warranted before presenting the checks. Exporters self-select into foreign markets, so the OLS estimates reflect both selection and treatment effects. As a boundary condition, exporter participation rates declined from 28.4% (2009) to 18.8% (2023), consistent with servicification of the economy and the gradual exit of marginal exporters, which itself attenuates the threat of a constant positive-selection story across waves. A Heckman two-stage check confirms this reading: Heckman two-step corrections (Panel E) yield insignificant inverse-Mills ratios across all waves (all |λ| &lt; 0.84, p &gt; .25 in each wave), indicating no detectable selection bias on the exporter subsample. The inverse Mills ratio coefficient does not materially change FSTS coefficient estimates across waves, suggesting that selection bias is limited in this context and that the participation-margin productivity gap documented in §4.4 reflects a genuine performance discontinuity rather than an artefact of positive selection into exporting. Propensity-score matching (Panel J) corroborates the average H2 TCI association and the baseline DAI_z level association without imposing linearity: ATT estimates for foreign-technology / certification status (0.609–0.637, p &lt; .001) and for website ownership (0.298–0.321, p &lt; .001) are substantively consistent with the OLS results, though the latter is best read as a descriptive Tier-1 selection-corrected association rather than a capability test. Full matching-balance diagnostics and ATT estimates are reported in Online Appendix Table A.</w:t>
       </w:r>
     </w:p>
     <w:p>
@@ -1215,7 +1215,7 @@
         <w:pStyle w:val="BodyText"/>
       </w:pPr>
       <w:r>
-        <w:t xml:space="preserve">Two-stage least-squares estimation using leave-one-out sector × region × wave peer-adoption rates as instruments (Panel K; first-stage F-statistics 22–35, well above the Staiger–Stock threshold) returns an instrumented DAI estimate of 0.018 (p = .942) and an instrumented TCI estimate of 1.639 (p &lt; .001). The null 2SLS DAI coefficient is a key robustness result: it indicates that website presence does not plausibly cause productivity improvements in 2023 Vietnam, reinforcing the Tier 1 proxy obsolescence interpretation of the negative DAI×FSTS interaction. The strongly positive instrumented TCI coefficient (β=1.639, p&lt;.001 — substantially larger than the OLS estimate, consistent with attenuation-bias correction) further indicates that foreign-technology and standards capability is the robust productivity-relevant mechanism in this institutional setting. The instrument set (peer-adoption rates within sector × region × wave cells) satisfies relevance (strong first stage) and approximate exclusion (peer-adoption rates are unlikely to affect individual firm productivity through channels other than DAI adoption, conditional on sector-wave cells). Oster (2019) δ-stability bounds (assuming R_max = 1.3 × R_controlled) indicate that no focal coefficient changes sign or collapses to zero under plausible magnitudes of unobserved selection. Full 2SLS first-stage results and Oster bound calculations are reported in Online Appendix Table B.</w:t>
+        <w:t xml:space="preserve">Two-stage least-squares estimation using leave-one-out sector × region × wave peer-adoption rates as instruments (Panel K; first-stage F-statistics 22–35, well above the Staiger–Stock threshold) returns an instrumented DAI estimate of 0.018 (p = .942) and an instrumented TCI estimate of 1.639 (p &lt; .001). The null 2SLS DAI coefficient is a key robustness result: it indicates that website presence does not plausibly cause productivity improvements in 2023 Vietnam, reinforcing the Tier 1 proxy obsolescence interpretation of the negative DAI×FSTS interaction. The strongly positive instrumented TCI coefficient (β=1.639, p&lt;.001, substantially larger than the OLS estimate, consistent with attenuation-bias correction) further indicates that foreign-technology and standards capability is the robust productivity-relevant mechanism in this institutional setting. The instrument set (peer-adoption rates within sector × region × wave cells) satisfies relevance (strong first stage) and approximate exclusion (peer-adoption rates are unlikely to affect individual firm productivity through channels other than DAI adoption, conditional on sector-wave cells). Oster (2019) δ-stability bounds (assuming R_max = 1.3 × R_controlled) indicate that no focal coefficient changes sign or collapses to zero under plausible magnitudes of unobserved selection. Full 2SLS first-stage results and Oster bound calculations are reported in Online Appendix Table B.</w:t>
       </w:r>
     </w:p>
     <w:p>
@@ -12368,7 +12368,7 @@
         <w:t xml:space="preserve"> </w:t>
       </w:r>
       <w:r>
-        <w:t xml:space="preserve">J. PSM ATT — website (1-NN, 1,085 ATT_DAI = 0.298 (SE 0.061)</w:t>
+        <w:t xml:space="preserve">J. PSM ATT, website (1-NN, 1,085 ATT_DAI = 0.298 (SE 0.061)</w:t>
       </w:r>
       <w:r>
         <w:t xml:space="preserve"> </w:t>
@@ -12392,7 +12392,7 @@
         <w:t xml:space="preserve"> </w:t>
       </w:r>
       <w:r>
-        <w:t xml:space="preserve">J. PSM ATT — website (kernel 1,085 ATT_DAI = 0.321 (SE 0.043)</w:t>
+        <w:t xml:space="preserve">J. PSM ATT, website (kernel 1,085 ATT_DAI = 0.321 (SE 0.043)</w:t>
       </w:r>
       <w:r>
         <w:t xml:space="preserve"> </w:t>
@@ -12410,7 +12410,7 @@
         <w:t xml:space="preserve"> </w:t>
       </w:r>
       <w:r>
-        <w:t xml:space="preserve">J. PSM ATT — cert / foreign-tech 640 ATT_TCI = 0.637 (SE 0.078)</w:t>
+        <w:t xml:space="preserve">J. PSM ATT, cert / foreign-tech 640 ATT_TCI = 0.637 (SE 0.078)</w:t>
       </w:r>
       <w:r>
         <w:t xml:space="preserve"> </w:t>
@@ -12434,7 +12434,7 @@
         <w:t xml:space="preserve"> </w:t>
       </w:r>
       <w:r>
-        <w:t xml:space="preserve">K. IV / 2SLS — DAI_z</w:t>
+        <w:t xml:space="preserve">K. IV / 2SLS, DAI_z</w:t>
       </w:r>
       <w:r>
         <w:t xml:space="preserve"> </w:t>
@@ -12458,7 +12458,7 @@
         <w:t xml:space="preserve"> </w:t>
       </w:r>
       <w:r>
-        <w:t xml:space="preserve">K. IV / 2SLS — TCI_z</w:t>
+        <w:t xml:space="preserve">K. IV / 2SLS, TCI_z</w:t>
       </w:r>
       <w:r>
         <w:t xml:space="preserve"> </w:t>
